--- a/tillsyn/A 18081-2025 tillsynsbegäran.docx
+++ b/tillsyn/A 18081-2025 tillsynsbegäran.docx
@@ -614,7 +614,7 @@
     <w:r>
       <w:tab/>
       <w:tab/>
-      <w:t>2026-09-14</w:t>
+      <w:t>2026-09-15</w:t>
       <w:br/>
       <w:br/>
     </w:r>

--- a/tillsyn/A 18081-2025 tillsynsbegäran.docx
+++ b/tillsyn/A 18081-2025 tillsynsbegäran.docx
@@ -614,7 +614,7 @@
     <w:r>
       <w:tab/>
       <w:tab/>
-      <w:t>2026-09-15</w:t>
+      <w:t>2026-09-16</w:t>
       <w:br/>
       <w:br/>
     </w:r>

--- a/tillsyn/A 18081-2025 tillsynsbegäran.docx
+++ b/tillsyn/A 18081-2025 tillsynsbegäran.docx
@@ -614,7 +614,7 @@
     <w:r>
       <w:tab/>
       <w:tab/>
-      <w:t>2026-09-16</w:t>
+      <w:t>2026-09-17</w:t>
       <w:br/>
       <w:br/>
     </w:r>

--- a/tillsyn/A 18081-2025 tillsynsbegäran.docx
+++ b/tillsyn/A 18081-2025 tillsynsbegäran.docx
@@ -614,7 +614,7 @@
     <w:r>
       <w:tab/>
       <w:tab/>
-      <w:t>2026-09-17</w:t>
+      <w:t>2026-09-18</w:t>
       <w:br/>
       <w:br/>
     </w:r>

--- a/tillsyn/A 18081-2025 tillsynsbegäran.docx
+++ b/tillsyn/A 18081-2025 tillsynsbegäran.docx
@@ -614,7 +614,7 @@
     <w:r>
       <w:tab/>
       <w:tab/>
-      <w:t>2026-09-18</w:t>
+      <w:t>2026-09-19</w:t>
       <w:br/>
       <w:br/>
     </w:r>

--- a/tillsyn/A 18081-2025 tillsynsbegäran.docx
+++ b/tillsyn/A 18081-2025 tillsynsbegäran.docx
@@ -614,7 +614,7 @@
     <w:r>
       <w:tab/>
       <w:tab/>
-      <w:t>2026-09-19</w:t>
+      <w:t>2026-09-21</w:t>
       <w:br/>
       <w:br/>
     </w:r>

--- a/tillsyn/A 18081-2025 tillsynsbegäran.docx
+++ b/tillsyn/A 18081-2025 tillsynsbegäran.docx
@@ -614,7 +614,7 @@
     <w:r>
       <w:tab/>
       <w:tab/>
-      <w:t>2026-09-21</w:t>
+      <w:t>2026-09-23</w:t>
       <w:br/>
       <w:br/>
     </w:r>

--- a/tillsyn/A 18081-2025 tillsynsbegäran.docx
+++ b/tillsyn/A 18081-2025 tillsynsbegäran.docx
@@ -614,7 +614,7 @@
     <w:r>
       <w:tab/>
       <w:tab/>
-      <w:t>2026-09-23</w:t>
+      <w:t>2026-09-24</w:t>
       <w:br/>
       <w:br/>
     </w:r>

--- a/tillsyn/A 18081-2025 tillsynsbegäran.docx
+++ b/tillsyn/A 18081-2025 tillsynsbegäran.docx
@@ -614,7 +614,7 @@
     <w:r>
       <w:tab/>
       <w:tab/>
-      <w:t>2026-09-24</w:t>
+      <w:t>2026-09-25</w:t>
       <w:br/>
       <w:br/>
     </w:r>

--- a/tillsyn/A 18081-2025 tillsynsbegäran.docx
+++ b/tillsyn/A 18081-2025 tillsynsbegäran.docx
@@ -65,7 +65,7 @@
     </w:p>
     <w:p>
       <w:r>
-        <w:t>I och inom 1 meter från avverkningsanmälan finns fynd av 3 naturvårdsarter, varav 3 är rödlistade, 1 är fridlyst och 3 är typiska (T): knärot (VU, T, §8), dofttaggsvamp (NT, T) och dropptaggsvamp (NT, T). Se Figur 1.</w:t>
+        <w:t>I och inom 1 meter från avverkningsanmälan finns fynd av 4 naturvårdsarter, varav 4 är rödlistade, 1 är fridlyst och 3 är typiska (T): knärot (VU, T, §8), dofttaggsvamp (NT, T), dropptaggsvamp (NT, T) och svartvit taggsvamp (NT). Se Figur 1.</w:t>
       </w:r>
     </w:p>
     <w:p>
@@ -237,6 +237,17 @@
       </w:r>
       <w:r>
         <w:t>(SLU Artdatabanken, 2026).</w:t>
+      </w:r>
+    </w:p>
+    <w:p>
+      <w:r>
+        <w:rPr>
+          <w:b/>
+        </w:rPr>
+        <w:t xml:space="preserve">Svartvit taggsvamp (NT) </w:t>
+      </w:r>
+      <w:r>
+        <w:t>bildar mykorrhiza med tall, troligen även med gran. Den växer huvudsakligen i äldre, naturligt uppkommen skog på torr eller frisk mark och förekommer såväl på tallhedar som i mossig barrblandskog. Flera olika former har påträffats vid DNA-undersökningar av europeiskt material och det är oklart hur många former som finns i värd land. Kalavverkning av äldre skog är ett reellt hot, liksom maskinell markberedning och minskad andel självföryngring. Lokaler som fortfarande håller svampen behöver säkerställas (SLU Artdatabanken, 2024; Nitare &amp; Skogsstyrelsen, 2019).</w:t>
       </w:r>
     </w:p>
     <w:p>
@@ -614,7 +625,7 @@
     <w:r>
       <w:tab/>
       <w:tab/>
-      <w:t>2026-09-25</w:t>
+      <w:t>2026-09-26</w:t>
       <w:br/>
       <w:br/>
     </w:r>

--- a/tillsyn/A 18081-2025 tillsynsbegäran.docx
+++ b/tillsyn/A 18081-2025 tillsynsbegäran.docx
@@ -625,7 +625,7 @@
     <w:r>
       <w:tab/>
       <w:tab/>
-      <w:t>2026-09-26</w:t>
+      <w:t>2026-09-27</w:t>
       <w:br/>
       <w:br/>
     </w:r>

--- a/tillsyn/A 18081-2025 tillsynsbegäran.docx
+++ b/tillsyn/A 18081-2025 tillsynsbegäran.docx
@@ -625,7 +625,7 @@
     <w:r>
       <w:tab/>
       <w:tab/>
-      <w:t>2026-09-27</w:t>
+      <w:t>2026-09-28</w:t>
       <w:br/>
       <w:br/>
     </w:r>

--- a/tillsyn/A 18081-2025 tillsynsbegäran.docx
+++ b/tillsyn/A 18081-2025 tillsynsbegäran.docx
@@ -625,7 +625,7 @@
     <w:r>
       <w:tab/>
       <w:tab/>
-      <w:t>2026-09-28</w:t>
+      <w:t>2026-09-29</w:t>
       <w:br/>
       <w:br/>
     </w:r>

--- a/tillsyn/A 18081-2025 tillsynsbegäran.docx
+++ b/tillsyn/A 18081-2025 tillsynsbegäran.docx
@@ -625,7 +625,7 @@
     <w:r>
       <w:tab/>
       <w:tab/>
-      <w:t>2026-09-29</w:t>
+      <w:t>2026-09-30</w:t>
       <w:br/>
       <w:br/>
     </w:r>

--- a/tillsyn/A 18081-2025 tillsynsbegäran.docx
+++ b/tillsyn/A 18081-2025 tillsynsbegäran.docx
@@ -625,7 +625,7 @@
     <w:r>
       <w:tab/>
       <w:tab/>
-      <w:t>2026-09-30</w:t>
+      <w:t>2026-10-01</w:t>
       <w:br/>
       <w:br/>
     </w:r>

--- a/tillsyn/A 18081-2025 tillsynsbegäran.docx
+++ b/tillsyn/A 18081-2025 tillsynsbegäran.docx
@@ -625,7 +625,7 @@
     <w:r>
       <w:tab/>
       <w:tab/>
-      <w:t>2026-10-01</w:t>
+      <w:t>2026-10-02</w:t>
       <w:br/>
       <w:br/>
     </w:r>

--- a/tillsyn/A 18081-2025 tillsynsbegäran.docx
+++ b/tillsyn/A 18081-2025 tillsynsbegäran.docx
@@ -625,7 +625,7 @@
     <w:r>
       <w:tab/>
       <w:tab/>
-      <w:t>2026-10-02</w:t>
+      <w:t>2026-10-03</w:t>
       <w:br/>
       <w:br/>
     </w:r>

--- a/tillsyn/A 18081-2025 tillsynsbegäran.docx
+++ b/tillsyn/A 18081-2025 tillsynsbegäran.docx
@@ -625,7 +625,7 @@
     <w:r>
       <w:tab/>
       <w:tab/>
-      <w:t>2026-10-03</w:t>
+      <w:t>2026-10-04</w:t>
       <w:br/>
       <w:br/>
     </w:r>

--- a/tillsyn/A 18081-2025 tillsynsbegäran.docx
+++ b/tillsyn/A 18081-2025 tillsynsbegäran.docx
@@ -625,7 +625,7 @@
     <w:r>
       <w:tab/>
       <w:tab/>
-      <w:t>2026-10-04</w:t>
+      <w:t>2026-10-05</w:t>
       <w:br/>
       <w:br/>
     </w:r>

--- a/tillsyn/A 18081-2025 tillsynsbegäran.docx
+++ b/tillsyn/A 18081-2025 tillsynsbegäran.docx
@@ -625,7 +625,7 @@
     <w:r>
       <w:tab/>
       <w:tab/>
-      <w:t>2026-10-05</w:t>
+      <w:t>2026-10-06</w:t>
       <w:br/>
       <w:br/>
     </w:r>

--- a/tillsyn/A 18081-2025 tillsynsbegäran.docx
+++ b/tillsyn/A 18081-2025 tillsynsbegäran.docx
@@ -625,7 +625,7 @@
     <w:r>
       <w:tab/>
       <w:tab/>
-      <w:t>2026-10-06</w:t>
+      <w:t>2026-10-07</w:t>
       <w:br/>
       <w:br/>
     </w:r>

--- a/tillsyn/A 18081-2025 tillsynsbegäran.docx
+++ b/tillsyn/A 18081-2025 tillsynsbegäran.docx
@@ -625,7 +625,7 @@
     <w:r>
       <w:tab/>
       <w:tab/>
-      <w:t>2026-10-07</w:t>
+      <w:t>2026-10-08</w:t>
       <w:br/>
       <w:br/>
     </w:r>

--- a/tillsyn/A 18081-2025 tillsynsbegäran.docx
+++ b/tillsyn/A 18081-2025 tillsynsbegäran.docx
@@ -625,7 +625,7 @@
     <w:r>
       <w:tab/>
       <w:tab/>
-      <w:t>2026-10-08</w:t>
+      <w:t>2026-10-09</w:t>
       <w:br/>
       <w:br/>
     </w:r>

--- a/tillsyn/A 18081-2025 tillsynsbegäran.docx
+++ b/tillsyn/A 18081-2025 tillsynsbegäran.docx
@@ -625,7 +625,7 @@
     <w:r>
       <w:tab/>
       <w:tab/>
-      <w:t>2026-10-09</w:t>
+      <w:t>2026-10-10</w:t>
       <w:br/>
       <w:br/>
     </w:r>

--- a/tillsyn/A 18081-2025 tillsynsbegäran.docx
+++ b/tillsyn/A 18081-2025 tillsynsbegäran.docx
@@ -625,7 +625,7 @@
     <w:r>
       <w:tab/>
       <w:tab/>
-      <w:t>2026-10-10</w:t>
+      <w:t>2026-10-11</w:t>
       <w:br/>
       <w:br/>
     </w:r>

--- a/tillsyn/A 18081-2025 tillsynsbegäran.docx
+++ b/tillsyn/A 18081-2025 tillsynsbegäran.docx
@@ -625,7 +625,7 @@
     <w:r>
       <w:tab/>
       <w:tab/>
-      <w:t>2026-10-11</w:t>
+      <w:t>2026-10-12</w:t>
       <w:br/>
       <w:br/>
     </w:r>

--- a/tillsyn/A 18081-2025 tillsynsbegäran.docx
+++ b/tillsyn/A 18081-2025 tillsynsbegäran.docx
@@ -625,7 +625,7 @@
     <w:r>
       <w:tab/>
       <w:tab/>
-      <w:t>2026-10-12</w:t>
+      <w:t>2026-10-13</w:t>
       <w:br/>
       <w:br/>
     </w:r>

--- a/tillsyn/A 18081-2025 tillsynsbegäran.docx
+++ b/tillsyn/A 18081-2025 tillsynsbegäran.docx
@@ -625,7 +625,7 @@
     <w:r>
       <w:tab/>
       <w:tab/>
-      <w:t>2026-10-13</w:t>
+      <w:t>2026-10-14</w:t>
       <w:br/>
       <w:br/>
     </w:r>

--- a/tillsyn/A 18081-2025 tillsynsbegäran.docx
+++ b/tillsyn/A 18081-2025 tillsynsbegäran.docx
@@ -625,7 +625,7 @@
     <w:r>
       <w:tab/>
       <w:tab/>
-      <w:t>2026-10-14</w:t>
+      <w:t>2026-10-15</w:t>
       <w:br/>
       <w:br/>
     </w:r>

--- a/tillsyn/A 18081-2025 tillsynsbegäran.docx
+++ b/tillsyn/A 18081-2025 tillsynsbegäran.docx
@@ -625,7 +625,7 @@
     <w:r>
       <w:tab/>
       <w:tab/>
-      <w:t>2026-10-15</w:t>
+      <w:t>2026-10-16</w:t>
       <w:br/>
       <w:br/>
     </w:r>

--- a/tillsyn/A 18081-2025 tillsynsbegäran.docx
+++ b/tillsyn/A 18081-2025 tillsynsbegäran.docx
@@ -625,7 +625,7 @@
     <w:r>
       <w:tab/>
       <w:tab/>
-      <w:t>2026-10-16</w:t>
+      <w:t>2026-10-17</w:t>
       <w:br/>
       <w:br/>
     </w:r>

--- a/tillsyn/A 18081-2025 tillsynsbegäran.docx
+++ b/tillsyn/A 18081-2025 tillsynsbegäran.docx
@@ -625,7 +625,7 @@
     <w:r>
       <w:tab/>
       <w:tab/>
-      <w:t>2026-10-17</w:t>
+      <w:t>2026-10-18</w:t>
       <w:br/>
       <w:br/>
     </w:r>

--- a/tillsyn/A 18081-2025 tillsynsbegäran.docx
+++ b/tillsyn/A 18081-2025 tillsynsbegäran.docx
@@ -625,7 +625,7 @@
     <w:r>
       <w:tab/>
       <w:tab/>
-      <w:t>2026-10-18</w:t>
+      <w:t>2026-10-19</w:t>
       <w:br/>
       <w:br/>
     </w:r>

--- a/tillsyn/A 18081-2025 tillsynsbegäran.docx
+++ b/tillsyn/A 18081-2025 tillsynsbegäran.docx
@@ -625,7 +625,7 @@
     <w:r>
       <w:tab/>
       <w:tab/>
-      <w:t>2026-10-19</w:t>
+      <w:t>2026-10-20</w:t>
       <w:br/>
       <w:br/>
     </w:r>

--- a/tillsyn/A 18081-2025 tillsynsbegäran.docx
+++ b/tillsyn/A 18081-2025 tillsynsbegäran.docx
@@ -625,7 +625,7 @@
     <w:r>
       <w:tab/>
       <w:tab/>
-      <w:t>2026-10-20</w:t>
+      <w:t>2026-10-21</w:t>
       <w:br/>
       <w:br/>
     </w:r>

--- a/tillsyn/A 18081-2025 tillsynsbegäran.docx
+++ b/tillsyn/A 18081-2025 tillsynsbegäran.docx
@@ -625,7 +625,7 @@
     <w:r>
       <w:tab/>
       <w:tab/>
-      <w:t>2026-10-21</w:t>
+      <w:t>2026-10-22</w:t>
       <w:br/>
       <w:br/>
     </w:r>

--- a/tillsyn/A 18081-2025 tillsynsbegäran.docx
+++ b/tillsyn/A 18081-2025 tillsynsbegäran.docx
@@ -625,7 +625,7 @@
     <w:r>
       <w:tab/>
       <w:tab/>
-      <w:t>2026-10-22</w:t>
+      <w:t>2026-10-23</w:t>
       <w:br/>
       <w:br/>
     </w:r>

--- a/tillsyn/A 18081-2025 tillsynsbegäran.docx
+++ b/tillsyn/A 18081-2025 tillsynsbegäran.docx
@@ -625,7 +625,7 @@
     <w:r>
       <w:tab/>
       <w:tab/>
-      <w:t>2026-10-23</w:t>
+      <w:t>2026-10-24</w:t>
       <w:br/>
       <w:br/>
     </w:r>

--- a/tillsyn/A 18081-2025 tillsynsbegäran.docx
+++ b/tillsyn/A 18081-2025 tillsynsbegäran.docx
@@ -625,7 +625,7 @@
     <w:r>
       <w:tab/>
       <w:tab/>
-      <w:t>2026-10-24</w:t>
+      <w:t>2026-10-25</w:t>
       <w:br/>
       <w:br/>
     </w:r>

--- a/tillsyn/A 18081-2025 tillsynsbegäran.docx
+++ b/tillsyn/A 18081-2025 tillsynsbegäran.docx
@@ -625,7 +625,7 @@
     <w:r>
       <w:tab/>
       <w:tab/>
-      <w:t>2026-10-25</w:t>
+      <w:t>2026-10-26</w:t>
       <w:br/>
       <w:br/>
     </w:r>

--- a/tillsyn/A 18081-2025 tillsynsbegäran.docx
+++ b/tillsyn/A 18081-2025 tillsynsbegäran.docx
@@ -625,7 +625,7 @@
     <w:r>
       <w:tab/>
       <w:tab/>
-      <w:t>2026-10-26</w:t>
+      <w:t>2026-10-27</w:t>
       <w:br/>
       <w:br/>
     </w:r>

--- a/tillsyn/A 18081-2025 tillsynsbegäran.docx
+++ b/tillsyn/A 18081-2025 tillsynsbegäran.docx
@@ -625,7 +625,7 @@
     <w:r>
       <w:tab/>
       <w:tab/>
-      <w:t>2026-10-27</w:t>
+      <w:t>2026-10-28</w:t>
       <w:br/>
       <w:br/>
     </w:r>

--- a/tillsyn/A 18081-2025 tillsynsbegäran.docx
+++ b/tillsyn/A 18081-2025 tillsynsbegäran.docx
@@ -625,7 +625,7 @@
     <w:r>
       <w:tab/>
       <w:tab/>
-      <w:t>2026-10-28</w:t>
+      <w:t>2026-10-29</w:t>
       <w:br/>
       <w:br/>
     </w:r>

--- a/tillsyn/A 18081-2025 tillsynsbegäran.docx
+++ b/tillsyn/A 18081-2025 tillsynsbegäran.docx
@@ -625,7 +625,7 @@
     <w:r>
       <w:tab/>
       <w:tab/>
-      <w:t>2026-10-29</w:t>
+      <w:t>2026-10-31</w:t>
       <w:br/>
       <w:br/>
     </w:r>
